--- a/DOCS_DA_CONVERTIRE/edicola_votiva_fr.docx
+++ b/DOCS_DA_CONVERTIRE/edicola_votiva_fr.docx
@@ -6,12 +6,21 @@
       <w:r>
         <w:t xml:space="preserve">Oratoire votif situé Via Tanari Vecchia, à l'angle de la Via </w:t>
       </w:r>
-      <w:r>
-        <w:rPr>
-          <w:b/>
-          <w:bCs/>
-        </w:rPr>
-        <w:t xml:space="preserve">Avesella </w:t>
+      <w:proofErr w:type="spellStart"/>
+      <w:r>
+        <w:rPr>
+          <w:b/>
+          <w:bCs/>
+        </w:rPr>
+        <w:t>Avesella</w:t>
+      </w:r>
+      <w:proofErr w:type="spellEnd"/>
+      <w:r>
+        <w:rPr>
+          <w:b/>
+          <w:bCs/>
+        </w:rPr>
+        <w:t xml:space="preserve"> </w:t>
       </w:r>
       <w:r>
         <w:t xml:space="preserve">. </w:t>
@@ -55,10 +64,10 @@
           <w:noProof/>
         </w:rPr>
         <w:drawing>
-          <wp:inline distT="0" distB="0" distL="0" distR="0" wp14:anchorId="3257DF04" wp14:editId="70137218">
-            <wp:extent cx="1475232" cy="1993392"/>
-            <wp:effectExtent l="0" t="0" r="0" b="6985"/>
-            <wp:docPr id="1624613296" name="Immagine 4"/>
+          <wp:inline distT="0" distB="0" distL="0" distR="0" wp14:anchorId="6700484F" wp14:editId="320DA376">
+            <wp:extent cx="2528811" cy="3634740"/>
+            <wp:effectExtent l="0" t="0" r="5080" b="3810"/>
+            <wp:docPr id="1677412085" name="Immagine 1"/>
             <wp:cNvGraphicFramePr>
               <a:graphicFrameLocks xmlns:a="http://schemas.openxmlformats.org/drawingml/2006/main" noChangeAspect="1"/>
             </wp:cNvGraphicFramePr>
@@ -66,7 +75,7 @@
               <a:graphicData uri="http://schemas.openxmlformats.org/drawingml/2006/picture">
                 <pic:pic xmlns:pic="http://schemas.openxmlformats.org/drawingml/2006/picture">
                   <pic:nvPicPr>
-                    <pic:cNvPr id="1624613296" name="Immagine 1624613296"/>
+                    <pic:cNvPr id="1677412085" name="Immagine 1677412085"/>
                     <pic:cNvPicPr/>
                   </pic:nvPicPr>
                   <pic:blipFill>
@@ -84,7 +93,7 @@
                   <pic:spPr>
                     <a:xfrm>
                       <a:off x="0" y="0"/>
-                      <a:ext cx="1475232" cy="1993392"/>
+                      <a:ext cx="2556139" cy="3674019"/>
                     </a:xfrm>
                     <a:prstGeom prst="rect">
                       <a:avLst/>
@@ -102,7 +111,18 @@
         <w:jc w:val="center"/>
       </w:pPr>
       <w:r>
-        <w:t>[SPLIT_BLOCK:angolo_tanari_avesella.jpg]</w:t>
+        <w:t>[</w:t>
+      </w:r>
+      <w:proofErr w:type="spellStart"/>
+      <w:r>
+        <w:t>SPLIT_BLOCK:</w:t>
+      </w:r>
+      <w:r>
+        <w:t>edicola_madonna_con_bambino.jpg</w:t>
+      </w:r>
+      <w:proofErr w:type="spellEnd"/>
+      <w:r>
+        <w:t>]</w:t>
       </w:r>
     </w:p>
     <w:p>
@@ -193,7 +213,23 @@
           <w:b/>
           <w:bCs/>
         </w:rPr>
-        <w:t xml:space="preserve">la Via Tanari Vecchia et de la Via Avesella </w:t>
+        <w:t xml:space="preserve">la Via Tanari Vecchia et de la Via </w:t>
+      </w:r>
+      <w:proofErr w:type="spellStart"/>
+      <w:r>
+        <w:rPr>
+          <w:b/>
+          <w:bCs/>
+        </w:rPr>
+        <w:t>Avesella</w:t>
+      </w:r>
+      <w:proofErr w:type="spellEnd"/>
+      <w:r>
+        <w:rPr>
+          <w:b/>
+          <w:bCs/>
+        </w:rPr>
+        <w:t xml:space="preserve"> </w:t>
       </w:r>
       <w:r>
         <w:t>.</w:t>
@@ -201,6 +237,7 @@
     </w:p>
     <w:p>
       <w:r>
+        <w:lastRenderedPageBreak/>
         <w:t>Voici les détails qui confirment l'identification et quelques informations supplémentaires sur ce que l'on voit sur la photo :</w:t>
       </w:r>
     </w:p>
@@ -219,7 +256,15 @@
         <w:t xml:space="preserve">Le sujet : </w:t>
       </w:r>
       <w:r>
-        <w:t xml:space="preserve">À l’intérieur de la niche, on peut clairement voir un tondo en céramique (probablement de style Robbia ou une reproduction ultérieure) représentant la </w:t>
+        <w:t xml:space="preserve">À l’intérieur de la niche, on peut clairement voir un tondo en céramique (probablement de style </w:t>
+      </w:r>
+      <w:proofErr w:type="spellStart"/>
+      <w:r>
+        <w:t>Robbia</w:t>
+      </w:r>
+      <w:proofErr w:type="spellEnd"/>
+      <w:r>
+        <w:t xml:space="preserve"> ou une reproduction ultérieure) représentant la </w:t>
       </w:r>
       <w:r>
         <w:rPr>
@@ -257,11 +302,23 @@
         <w:t xml:space="preserve">« COMPAGNIA DELL'AVESELLA </w:t>
       </w:r>
       <w:r>
-        <w:t xml:space="preserve">». Ceci confirme le lien </w:t>
-      </w:r>
-      <w:r>
-        <w:lastRenderedPageBreak/>
-        <w:t>ancien du bâtiment avec la confrérie historique du même nom, qui gérait l'hôpital et l'oratoire voisins de Santa Maria della Pioggia.</w:t>
+        <w:t xml:space="preserve">». Ceci confirme le lien ancien du bâtiment avec la confrérie historique du même nom, qui gérait l'hôpital et l'oratoire voisins de Santa Maria </w:t>
+      </w:r>
+      <w:proofErr w:type="spellStart"/>
+      <w:r>
+        <w:t>della</w:t>
+      </w:r>
+      <w:proofErr w:type="spellEnd"/>
+      <w:r>
+        <w:t xml:space="preserve"> </w:t>
+      </w:r>
+      <w:proofErr w:type="spellStart"/>
+      <w:r>
+        <w:t>Pioggia</w:t>
+      </w:r>
+      <w:proofErr w:type="spellEnd"/>
+      <w:r>
+        <w:t>.</w:t>
       </w:r>
     </w:p>
     <w:p>
@@ -301,6 +358,85 @@
       </w:r>
     </w:p>
     <w:p>
+      <w:pPr>
+        <w:jc w:val="center"/>
+        <w:rPr>
+          <w:noProof/>
+        </w:rPr>
+      </w:pPr>
+    </w:p>
+    <w:p>
+      <w:pPr>
+        <w:jc w:val="center"/>
+      </w:pPr>
+      <w:r>
+        <w:rPr>
+          <w:noProof/>
+        </w:rPr>
+        <w:drawing>
+          <wp:inline distT="0" distB="0" distL="0" distR="0" wp14:anchorId="04B10990" wp14:editId="3D66FD7E">
+            <wp:extent cx="2400300" cy="2858294"/>
+            <wp:effectExtent l="0" t="0" r="0" b="0"/>
+            <wp:docPr id="1631022248" name="Immagine 2"/>
+            <wp:cNvGraphicFramePr>
+              <a:graphicFrameLocks xmlns:a="http://schemas.openxmlformats.org/drawingml/2006/main" noChangeAspect="1"/>
+            </wp:cNvGraphicFramePr>
+            <a:graphic xmlns:a="http://schemas.openxmlformats.org/drawingml/2006/main">
+              <a:graphicData uri="http://schemas.openxmlformats.org/drawingml/2006/picture">
+                <pic:pic xmlns:pic="http://schemas.openxmlformats.org/drawingml/2006/picture">
+                  <pic:nvPicPr>
+                    <pic:cNvPr id="1631022248" name="Immagine 1631022248"/>
+                    <pic:cNvPicPr/>
+                  </pic:nvPicPr>
+                  <pic:blipFill>
+                    <a:blip r:embed="rId6" cstate="print">
+                      <a:extLst>
+                        <a:ext uri="{28A0092B-C50C-407E-A947-70E740481C1C}">
+                          <a14:useLocalDpi xmlns:a14="http://schemas.microsoft.com/office/drawing/2010/main" val="0"/>
+                        </a:ext>
+                      </a:extLst>
+                    </a:blip>
+                    <a:stretch>
+                      <a:fillRect/>
+                    </a:stretch>
+                  </pic:blipFill>
+                  <pic:spPr>
+                    <a:xfrm>
+                      <a:off x="0" y="0"/>
+                      <a:ext cx="2426534" cy="2889534"/>
+                    </a:xfrm>
+                    <a:prstGeom prst="rect">
+                      <a:avLst/>
+                    </a:prstGeom>
+                  </pic:spPr>
+                </pic:pic>
+              </a:graphicData>
+            </a:graphic>
+          </wp:inline>
+        </w:drawing>
+      </w:r>
+    </w:p>
+    <w:p>
+      <w:pPr>
+        <w:jc w:val="center"/>
+      </w:pPr>
+      <w:r>
+        <w:t>[</w:t>
+      </w:r>
+      <w:proofErr w:type="spellStart"/>
+      <w:r>
+        <w:t>SPLIT_BLOCK:</w:t>
+      </w:r>
+      <w:r>
+        <w:t>angolo_edicola_nicchia_vuota.jpg</w:t>
+      </w:r>
+      <w:proofErr w:type="spellEnd"/>
+      <w:r>
+        <w:t>]</w:t>
+      </w:r>
+    </w:p>
+    <w:p/>
+    <w:p>
       <w:r>
         <w:t>C'est un exemple classique de la façon dont l'histoire de Bologne reste ancrée dans ses murs, même dans les ruelles les plus reculées.</w:t>
       </w:r>
@@ -314,7 +450,23 @@
           <w:b/>
           <w:bCs/>
         </w:rPr>
-        <w:t xml:space="preserve">Compagnia dell'Avesella et </w:t>
+        <w:t xml:space="preserve">Compagnia </w:t>
+      </w:r>
+      <w:proofErr w:type="spellStart"/>
+      <w:r>
+        <w:rPr>
+          <w:b/>
+          <w:bCs/>
+        </w:rPr>
+        <w:t>dell'Avesella</w:t>
+      </w:r>
+      <w:proofErr w:type="spellEnd"/>
+      <w:r>
+        <w:rPr>
+          <w:b/>
+          <w:bCs/>
+        </w:rPr>
+        <w:t xml:space="preserve"> et </w:t>
       </w:r>
       <w:r>
         <w:t>le contexte de ce mur :</w:t>
@@ -332,22 +484,49 @@
           <w:b/>
           <w:bCs/>
         </w:rPr>
-        <w:t>société Avesella</w:t>
-      </w:r>
+        <w:lastRenderedPageBreak/>
+        <w:t xml:space="preserve">société </w:t>
+      </w:r>
+      <w:proofErr w:type="spellStart"/>
+      <w:r>
+        <w:rPr>
+          <w:b/>
+          <w:bCs/>
+        </w:rPr>
+        <w:t>Avesella</w:t>
+      </w:r>
+      <w:proofErr w:type="spellEnd"/>
     </w:p>
     <w:p>
       <w:r>
         <w:t xml:space="preserve">Cette confrérie était l'une des plus actives du quartier. Son nom provient du ruisseau </w:t>
       </w:r>
-      <w:r>
-        <w:rPr>
-          <w:b/>
-          <w:bCs/>
-        </w:rPr>
-        <w:t xml:space="preserve">Avesa </w:t>
-      </w:r>
-      <w:r>
-        <w:t>(ou canal Avesella ), qui coulait autrefois à ciel ouvert à travers cette zone.</w:t>
+      <w:proofErr w:type="spellStart"/>
+      <w:r>
+        <w:rPr>
+          <w:b/>
+          <w:bCs/>
+        </w:rPr>
+        <w:t>Avesa</w:t>
+      </w:r>
+      <w:proofErr w:type="spellEnd"/>
+      <w:r>
+        <w:rPr>
+          <w:b/>
+          <w:bCs/>
+        </w:rPr>
+        <w:t xml:space="preserve"> </w:t>
+      </w:r>
+      <w:r>
+        <w:t xml:space="preserve">(ou canal </w:t>
+      </w:r>
+      <w:proofErr w:type="spellStart"/>
+      <w:r>
+        <w:t>Avesella</w:t>
+      </w:r>
+      <w:proofErr w:type="spellEnd"/>
+      <w:r>
+        <w:t xml:space="preserve"> ), qui coulait autrefois à ciel ouvert à travers cette zone.</w:t>
       </w:r>
     </w:p>
     <w:p>
@@ -365,7 +544,23 @@
         <w:t xml:space="preserve">Objectif caritatif : </w:t>
       </w:r>
       <w:r>
-        <w:t>La Compagnie gérait l'hôpital et l'oratoire de Santa Maria della Pioggia, situés à quelques pas, créés pour offrir un abri aux pèlerins et une assistance aux pauvres.</w:t>
+        <w:t xml:space="preserve">La Compagnie gérait l'hôpital et l'oratoire de Santa Maria </w:t>
+      </w:r>
+      <w:proofErr w:type="spellStart"/>
+      <w:r>
+        <w:t>della</w:t>
+      </w:r>
+      <w:proofErr w:type="spellEnd"/>
+      <w:r>
+        <w:t xml:space="preserve"> </w:t>
+      </w:r>
+      <w:proofErr w:type="spellStart"/>
+      <w:r>
+        <w:t>Pioggia</w:t>
+      </w:r>
+      <w:proofErr w:type="spellEnd"/>
+      <w:r>
+        <w:t>, situés à quelques pas, créés pour offrir un abri aux pèlerins et une assistance aux pauvres.</w:t>
       </w:r>
     </w:p>
     <w:p>
@@ -403,7 +598,15 @@
     </w:p>
     <w:p>
       <w:r>
-        <w:t>Aujourd'hui, la Via Avesella semble être une ruelle asséchée, mais l'eau continue de couler sous le pavé. Autrefois, la vie dans ce quartier était rythmée par les moulins et les lavandières qui utilisaient le canal. Le sanctuaire votif offrait également réconfort et protection à ceux qui travaillaient dans une zone alors très humide et sujette à de fréquentes inondations.</w:t>
+        <w:t xml:space="preserve">Aujourd'hui, la Via </w:t>
+      </w:r>
+      <w:proofErr w:type="spellStart"/>
+      <w:r>
+        <w:t>Avesella</w:t>
+      </w:r>
+      <w:proofErr w:type="spellEnd"/>
+      <w:r>
+        <w:t xml:space="preserve"> semble être une ruelle asséchée, mais l'eau continue de couler sous le pavé. Autrefois, la vie dans ce quartier était rythmée par les moulins et les lavandières qui utilisaient le canal. Le sanctuaire votif offrait également réconfort et protection à ceux qui travaillaient dans une zone alors très humide et sujette à de fréquentes inondations.</w:t>
       </w:r>
     </w:p>
     <w:p>
@@ -423,7 +626,15 @@
     </w:p>
     <w:p>
       <w:r>
-        <w:t>Après la dissolution des congrégations religieuses par Napoléon, les espaces intérieurs furent transformés en ateliers de sculpture. Le quartier entre la Via Tanari et la Via Avesella fut pendant des décennies le cœur battant de la sculpture bolonaise du XIXe siècle. Aujourd'hui encore, si l'on regarde au-delà des portes de ce quartier, on aperçoit des cours intérieures qui conservent le charme des anciens ateliers d'artistes.</w:t>
+        <w:t xml:space="preserve">Après la dissolution des congrégations religieuses par Napoléon, les espaces intérieurs furent transformés en ateliers de sculpture. Le quartier entre la Via Tanari et la Via </w:t>
+      </w:r>
+      <w:proofErr w:type="spellStart"/>
+      <w:r>
+        <w:t>Avesella</w:t>
+      </w:r>
+      <w:proofErr w:type="spellEnd"/>
+      <w:r>
+        <w:t xml:space="preserve"> fut pendant des décennies le cœur battant de la sculpture bolonaise du XIXe siècle. Aujourd'hui encore, si l'on regarde au-delà des portes de ce quartier, on aperçoit des cours intérieures qui conservent le charme des anciens ateliers d'artistes.</w:t>
       </w:r>
     </w:p>
     <w:p>
@@ -449,58 +660,90 @@
         </w:rPr>
       </w:pPr>
       <w:r>
+        <w:t>La petite niche vide dans le coin visible sur la photo est particulièrement intéressante : ces cavités abritaient souvent de très simples statuettes en terre cuite, connues sous le nom de « Madones des tremblements de terre » ou protectrices des voyageurs, qui ont été enlevées ou perdues au fil du temps.</w:t>
+      </w:r>
+    </w:p>
+    <w:p>
+      <w:pPr>
+        <w:rPr>
+          <w:b/>
+          <w:bCs/>
+        </w:rPr>
+      </w:pPr>
+      <w:r>
+        <w:rPr>
+          <w:b/>
+          <w:bCs/>
+        </w:rPr>
+        <w:t xml:space="preserve">À </w:t>
+      </w:r>
+      <w:proofErr w:type="spellStart"/>
+      <w:r>
+        <w:rPr>
+          <w:b/>
+          <w:bCs/>
+        </w:rPr>
+        <w:t>Avesella</w:t>
+      </w:r>
+      <w:proofErr w:type="spellEnd"/>
+      <w:r>
+        <w:rPr>
+          <w:b/>
+          <w:bCs/>
+        </w:rPr>
+        <w:t>, il existe un autre sanctuaire votif.</w:t>
+      </w:r>
+    </w:p>
+    <w:p>
+      <w:r>
+        <w:t xml:space="preserve">Dans les environs immédiats, au numéro </w:t>
+      </w:r>
+      <w:r>
+        <w:rPr>
+          <w:b/>
+          <w:bCs/>
+        </w:rPr>
+        <w:t xml:space="preserve">28 de la Via </w:t>
+      </w:r>
+      <w:proofErr w:type="spellStart"/>
+      <w:r>
+        <w:rPr>
+          <w:b/>
+          <w:bCs/>
+        </w:rPr>
+        <w:t>Avesella</w:t>
+      </w:r>
+      <w:proofErr w:type="spellEnd"/>
+      <w:r>
+        <w:rPr>
+          <w:b/>
+          <w:bCs/>
+        </w:rPr>
+        <w:t xml:space="preserve"> </w:t>
+      </w:r>
+      <w:r>
+        <w:t xml:space="preserve">, se trouve un autre reliquaire votif qui représente quant à lui </w:t>
+      </w:r>
+      <w:r>
+        <w:rPr>
+          <w:b/>
+          <w:bCs/>
+        </w:rPr>
+        <w:t xml:space="preserve">saint Antoine avec l'Enfant </w:t>
+      </w:r>
+      <w:r>
+        <w:t>, témoignant de la richesse de ce type de dévotion populaire dans le quartier.</w:t>
+      </w:r>
+    </w:p>
+    <w:p>
+      <w:pPr>
+        <w:jc w:val="center"/>
+      </w:pPr>
+      <w:r>
+        <w:rPr>
+          <w:noProof/>
+        </w:rPr>
         <w:lastRenderedPageBreak/>
-        <w:t>La petite niche vide dans le coin visible sur la photo est particulièrement intéressante : ces cavités abritaient souvent de très simples statuettes en terre cuite, connues sous le nom de « Madones des tremblements de terre » ou protectrices des voyageurs, qui ont été enlevées ou perdues au fil du temps.</w:t>
-      </w:r>
-    </w:p>
-    <w:p>
-      <w:pPr>
-        <w:rPr>
-          <w:b/>
-          <w:bCs/>
-        </w:rPr>
-      </w:pPr>
-      <w:r>
-        <w:rPr>
-          <w:b/>
-          <w:bCs/>
-        </w:rPr>
-        <w:t>À Avesella, il existe un autre sanctuaire votif.</w:t>
-      </w:r>
-    </w:p>
-    <w:p>
-      <w:r>
-        <w:t xml:space="preserve">Dans les environs immédiats, au numéro </w:t>
-      </w:r>
-      <w:r>
-        <w:rPr>
-          <w:b/>
-          <w:bCs/>
-        </w:rPr>
-        <w:t xml:space="preserve">28 de la Via Avesella </w:t>
-      </w:r>
-      <w:r>
-        <w:t xml:space="preserve">, se trouve un autre reliquaire votif qui représente quant à lui </w:t>
-      </w:r>
-      <w:r>
-        <w:rPr>
-          <w:b/>
-          <w:bCs/>
-        </w:rPr>
-        <w:t xml:space="preserve">saint Antoine avec l'Enfant </w:t>
-      </w:r>
-      <w:r>
-        <w:t>, témoignant de la richesse de ce type de dévotion populaire dans le quartier.</w:t>
-      </w:r>
-    </w:p>
-    <w:p>
-      <w:pPr>
-        <w:jc w:val="center"/>
-      </w:pPr>
-      <w:r>
-        <w:rPr>
-          <w:noProof/>
-        </w:rPr>
         <w:drawing>
           <wp:inline distT="0" distB="0" distL="0" distR="0" wp14:anchorId="350CF429" wp14:editId="4CFFA308">
             <wp:extent cx="1219200" cy="2564215"/>
@@ -517,7 +760,7 @@
                     <pic:cNvPicPr/>
                   </pic:nvPicPr>
                   <pic:blipFill>
-                    <a:blip r:embed="rId6" cstate="print">
+                    <a:blip r:embed="rId7" cstate="print">
                       <a:extLst>
                         <a:ext uri="{28A0092B-C50C-407E-A947-70E740481C1C}">
                           <a14:useLocalDpi xmlns:a14="http://schemas.microsoft.com/office/drawing/2010/main" val="0"/>
@@ -549,7 +792,15 @@
         <w:jc w:val="center"/>
       </w:pPr>
       <w:r>
-        <w:t>[SPLIT_BLOCK:edicola_san_antonio.jpg]</w:t>
+        <w:t>[</w:t>
+      </w:r>
+      <w:proofErr w:type="spellStart"/>
+      <w:r>
+        <w:t>SPLIT_BLOCK:edicola_san_antonio.jpg</w:t>
+      </w:r>
+      <w:proofErr w:type="spellEnd"/>
+      <w:r>
+        <w:t>]</w:t>
       </w:r>
     </w:p>
     <w:p>
